--- a/大创项目立项报告(6).docx
+++ b/大创项目立项报告(6).docx
@@ -721,7 +721,7 @@
           <w:rFonts w:hint="eastAsia"/>
           <w:noProof/>
         </w:rPr>
-        <w:t>5</w:t>
+        <w:t>6</w:t>
       </w:r>
       <w:r>
         <w:rPr>
@@ -5484,10 +5484,10 @@
         <w:tblLook w:val="04A0" w:firstRow="1" w:lastRow="0" w:firstColumn="1" w:lastColumn="0" w:noHBand="0" w:noVBand="1"/>
       </w:tblPr>
       <w:tblGrid>
-        <w:gridCol w:w="1035"/>
-        <w:gridCol w:w="5059"/>
-        <w:gridCol w:w="2054"/>
-        <w:gridCol w:w="1259"/>
+        <w:gridCol w:w="1116"/>
+        <w:gridCol w:w="5126"/>
+        <w:gridCol w:w="2228"/>
+        <w:gridCol w:w="1297"/>
       </w:tblGrid>
       <w:tr>
         <w:trPr>
@@ -5748,7 +5748,7 @@
               <w:spacing w:line="400" w:lineRule="exact"/>
               <w:ind w:firstLineChars="200" w:firstLine="480"/>
               <w:rPr>
-                <w:rFonts w:ascii="楷体" w:eastAsia="楷体" w:hAnsi="楷体" w:hint="eastAsia"/>
+                <w:rFonts w:ascii="楷体" w:eastAsia="楷体" w:hAnsi="楷体"/>
                 <w:bCs/>
                 <w:sz w:val="24"/>
                 <w:szCs w:val="28"/>
@@ -5868,10 +5868,10 @@
                 <w:szCs w:val="28"/>
               </w:rPr>
               <w:drawing>
-                <wp:inline distT="0" distB="0" distL="0" distR="0" wp14:anchorId="6E41AFED" wp14:editId="717D6809">
-                  <wp:extent cx="3541116" cy="1991707"/>
+                <wp:inline distT="0" distB="0" distL="0" distR="0" wp14:anchorId="7521D0F4" wp14:editId="21BF8B7D">
+                  <wp:extent cx="5760085" cy="1760220"/>
                   <wp:effectExtent l="0" t="0" r="0" b="0"/>
-                  <wp:docPr id="174616998" name="图形 2"/>
+                  <wp:docPr id="1056412001" name="图形 3"/>
                   <wp:cNvGraphicFramePr>
                     <a:graphicFrameLocks xmlns:a="http://schemas.openxmlformats.org/drawingml/2006/main" noChangeAspect="1"/>
                   </wp:cNvGraphicFramePr>
@@ -5879,7 +5879,7 @@
                     <a:graphicData uri="http://schemas.openxmlformats.org/drawingml/2006/picture">
                       <pic:pic xmlns:pic="http://schemas.openxmlformats.org/drawingml/2006/picture">
                         <pic:nvPicPr>
-                          <pic:cNvPr id="174616998" name="图形 174616998"/>
+                          <pic:cNvPr id="1056412001" name="图形 1056412001"/>
                           <pic:cNvPicPr/>
                         </pic:nvPicPr>
                         <pic:blipFill>
@@ -5897,7 +5897,7 @@
                         <pic:spPr>
                           <a:xfrm>
                             <a:off x="0" y="0"/>
-                            <a:ext cx="3557575" cy="2000965"/>
+                            <a:ext cx="5760085" cy="1760220"/>
                           </a:xfrm>
                           <a:prstGeom prst="rect">
                             <a:avLst/>
